--- a/session 2 candidatures/docx/LM_L2_Maths_DoubleLicence_Info_Lille_Session2.docx
+++ b/session 2 candidatures/docx/LM_L2_Maths_DoubleLicence_Info_Lille_Session2.docx
@@ -4,7 +4,7 @@
   <w:body>
     <w:p>
       <w:pPr>
-        <w:spacing w:after="30" w:before="0"/>
+        <w:spacing w:after="30"/>
         <w:jc w:val="center"/>
       </w:pPr>
       <w:r>
@@ -21,7 +21,7 @@
     </w:p>
     <w:p>
       <w:pPr>
-        <w:spacing w:after="30" w:before="0"/>
+        <w:spacing w:after="30"/>
         <w:jc w:val="center"/>
       </w:pPr>
       <w:r>
@@ -33,7 +33,7 @@
           <w:sz w:val="22"/>
           <w:szCs w:val="22"/>
         </w:rPr>
-        <w:t xml:space="preserve">Étudiant BTS CIEL — Option B : Électronique et Réseaux</w:t>
+        <w:t xml:space="preserve">Titulaire du BTS CIEL — Option B : Électronique et Réseaux</w:t>
       </w:r>
     </w:p>
     <w:tbl>
@@ -200,7 +200,7 @@
     </w:p>
     <w:p>
       <w:pPr>
-        <w:spacing w:after="220" w:before="0"/>
+        <w:spacing w:after="220"/>
       </w:pPr>
       <w:r>
         <w:rPr>
@@ -251,7 +251,7 @@
           <w:sz w:val="21"/>
           <w:szCs w:val="21"/>
         </w:rPr>
-        <w:t xml:space="preserve">Actuellement en deuxième année de </w:t>
+        <w:t xml:space="preserve">Titulaire du </w:t>
       </w:r>
       <w:r>
         <w:rPr>
@@ -273,7 +273,7 @@
           <w:sz w:val="21"/>
           <w:szCs w:val="21"/>
         </w:rPr>
-        <w:t xml:space="preserve"> au LGT Baggio à Lille, où j'ai obtenu une moyenne générale de </w:t>
+        <w:t xml:space="preserve"> obtenu au LGT Baggio à Lille en 2026, avec une moyenne générale de </w:t>
       </w:r>
       <w:r>
         <w:rPr>
@@ -378,7 +378,7 @@
           <w:sz w:val="21"/>
           <w:szCs w:val="21"/>
         </w:rPr>
-        <w:t xml:space="preserve"> en Terminale, obtenant mon baccalauréat général avec mention. La rigueur logique des mathématiques et la pensée algorithmique propre à l'informatique me semblent naturellement complémentaires, et la double licence me permettrait de les cultiver simultanément.</w:t>
+        <w:t xml:space="preserve"> en Terminale, obtenant mon baccalauréat général avec mention. La rigueur logique des mathématiques et la pensée algorithmique propre à l'informatique me semblent naturellement complémentaires — et la double licence me permettrait de les cultiver simultanément.</w:t>
       </w:r>
     </w:p>
     <w:p>
@@ -461,7 +461,7 @@
           <w:sz w:val="21"/>
           <w:szCs w:val="21"/>
         </w:rPr>
-        <w:t xml:space="preserve">). Afin de renforcer mes compétences en systèmes et réseaux, je me suis ensuite réorienté vers le BTS CIEL.</w:t>
+        <w:t xml:space="preserve">). Afin de renforcer mes compétences en systèmes et réseaux, je me suis ensuite réorienté vers le BTS CIEL, diplôme que je viens d'obtenir avec succès.</w:t>
       </w:r>
     </w:p>
     <w:p>
@@ -500,7 +500,7 @@
           <w:sz w:val="21"/>
           <w:szCs w:val="21"/>
         </w:rPr>
-        <w:t xml:space="preserve"> (mai–juin 2026) a complété ma formation par une immersion professionnelle concrète : déploiement de solutions réseau, gestion de parc, diagnostic de pannes, renforçant ma rigueur et mon autonomie.</w:t>
+        <w:t xml:space="preserve"> (mai–juin 2026) a complété ma formation par une immersion professionnelle concrète : déploiement de solutions réseau, gestion de parc, diagnostic de pannes — renforçant ma rigueur et mon autonomie.</w:t>
       </w:r>
     </w:p>
     <w:p>
@@ -534,7 +534,7 @@
           <w:sz w:val="21"/>
           <w:szCs w:val="21"/>
         </w:rPr>
-        <w:t xml:space="preserve">Sérieux, curieux et persévérant — qualités soulignées par mes professeurs — je m'investis également en dehors du cadre scolaire : je pratique des labs réseaux personnels encadrés par un expert en cybersécurité, et j'assure une veille technologique régulière. Le tennis, que je pratique en compétition depuis dix ans, m'a par ailleurs appris la rigueur et la persévérance face à l'effort long.</w:t>
+        <w:t xml:space="preserve">Fort d'un caractère sérieux, curieux et persévérant — qualités soulignées par mes professeurs —, je m'investis également en dehors du cadre scolaire : je pratique des labs réseaux personnels encadrés par un expert en cybersécurité, et j'assure une veille technologique régulière. Le tennis, que je pratique en compétition depuis dix ans, m'a par ailleurs appris la rigueur et la persévérance face à l'effort long.</w:t>
       </w:r>
     </w:p>
     <w:p>
@@ -646,7 +646,7 @@
       <w:pBdr>
         <w:top w:val="single" w:color="2E86C1" w:sz="6" w:space="3"/>
       </w:pBdr>
-      <w:spacing w:after="60" w:before="0"/>
+      <w:spacing w:after="60"/>
     </w:pPr>
   </w:p>
   <w:p>

--- a/session 2 candidatures/docx/LM_L2_Maths_DoubleLicence_Info_Lille_Session2.docx
+++ b/session 2 candidatures/docx/LM_L2_Maths_DoubleLicence_Info_Lille_Session2.docx
@@ -500,7 +500,7 @@
           <w:sz w:val="21"/>
           <w:szCs w:val="21"/>
         </w:rPr>
-        <w:t xml:space="preserve"> (mai–juin 2026) a complété ma formation par une immersion professionnelle concrète : déploiement de solutions réseau, gestion de parc, diagnostic de pannes — renforçant ma rigueur et mon autonomie.</w:t>
+        <w:t xml:space="preserve"> (mai–juin 2025) a complété ma formation par une immersion professionnelle concrète : déploiement de solutions réseau, gestion de parc, diagnostic de pannes — renforçant ma rigueur et mon autonomie.</w:t>
       </w:r>
     </w:p>
     <w:p>
